--- a/DENISH ADHIKARI CV 2026 new.docx
+++ b/DENISH ADHIKARI CV 2026 new.docx
@@ -329,28 +329,14 @@
           <w:b/>
           <w:bCs/>
         </w:rPr>
-        <w:t>Limited, Tokha</w:t>
+        <w:t>Limited</w:t>
       </w:r>
       <w:r>
         <w:rPr>
           <w:b/>
           <w:bCs/>
         </w:rPr>
-        <w:t>-</w:t>
-      </w:r>
-      <w:r>
-        <w:rPr>
-          <w:b/>
-          <w:bCs/>
-        </w:rPr>
-        <w:t>07, Kathmandu</w:t>
-      </w:r>
-      <w:r>
-        <w:rPr>
-          <w:b/>
-          <w:bCs/>
-        </w:rPr>
-        <w:t>, Nepal</w:t>
+        <w:t xml:space="preserve"> – Project: Construction of Wastewater Treatment Plant at Sallaghari, Kodku and Dhobighat</w:t>
       </w:r>
     </w:p>
     <w:p>
